--- a/CANONICAL - Chris Tallent Resume - Engineering Manager.docx
+++ b/CANONICAL - Chris Tallent Resume - Engineering Manager.docx
@@ -1,22 +1,13 @@
 
 <file path=word/document.xml><?xml version="1.0" encoding="utf-8"?>
-<w:document xmlns:wpc="http://schemas.microsoft.com/office/word/2010/wordprocessingCanvas" xmlns:cx="http://schemas.microsoft.com/office/drawing/2014/chartex" xmlns:cx1="http://schemas.microsoft.com/office/drawing/2015/9/8/chartex" xmlns:cx2="http://schemas.microsoft.com/office/drawing/2015/10/21/chartex" xmlns:cx3="http://schemas.microsoft.com/office/drawing/2016/5/9/chartex" xmlns:cx4="http://schemas.microsoft.com/office/drawing/2016/5/10/chartex" xmlns:cx5="http://schemas.microsoft.com/office/drawing/2016/5/11/chartex" xmlns:cx6="http://schemas.microsoft.com/office/drawing/2016/5/12/chartex" xmlns:cx7="http://schemas.microsoft.com/office/drawing/2016/5/13/chartex" xmlns:cx8="http://schemas.microsoft.com/office/drawing/2016/5/14/chartex" xmlns:mc="http://schemas.openxmlformats.org/markup-compatibility/2006" xmlns:aink="http://schemas.microsoft.com/office/drawing/2016/ink" xmlns:am3d="http://schemas.microsoft.com/office/drawing/2017/model3d" xmlns:o="urn:schemas-microsoft-com:office:office" xmlns:oel="http://schemas.microsoft.com/office/2019/extlst" xmlns:r="http://schemas.openxmlformats.org/officeDocument/2006/relationships" xmlns:m="http://schemas.openxmlformats.org/officeDocument/2006/math" xmlns:v="urn:schemas-microsoft-com:vml" xmlns:wp14="http://schemas.microsoft.com/office/word/2010/wordprocessingDrawing" xmlns:wp="http://schemas.openxmlformats.org/drawingml/2006/wordprocessingDrawing" xmlns:w10="urn:schemas-microsoft-com:office:word" xmlns:w="http://schemas.openxmlformats.org/wordprocessingml/2006/main" xmlns:w14="http://schemas.microsoft.com/office/word/2010/wordml" xmlns:w15="http://schemas.microsoft.com/office/word/2012/wordml" xmlns:w16cex="http://schemas.microsoft.com/office/word/2018/wordml/cex" xmlns:w16cid="http://schemas.microsoft.com/office/word/2016/wordml/cid" xmlns:w16="http://schemas.microsoft.com/office/word/2018/wordml" xmlns:w16du="http://schemas.microsoft.com/office/word/2023/wordml/word16du" xmlns:w16sdtdh="http://schemas.microsoft.com/office/word/2020/wordml/sdtdatahash" xmlns:w16sdtfl="http://schemas.microsoft.com/office/word/2024/wordml/sdtformatlock" xmlns:w16se="http://schemas.microsoft.com/office/word/2015/wordml/symex" xmlns:wpg="http://schemas.microsoft.com/office/word/2010/wordprocessingGroup" xmlns:wpi="http://schemas.microsoft.com/office/word/2010/wordprocessingInk" xmlns:wne="http://schemas.microsoft.com/office/word/2006/wordml" xmlns:wps="http://schemas.microsoft.com/office/word/2010/wordprocessingShape" mc:Ignorable="w14 w15 w16se w16cid w16 w16cex w16sdtdh w16sdtfl w16du wp14">
+<w:document xmlns:mc="http://schemas.openxmlformats.org/markup-compatibility/2006" xmlns:w="http://schemas.openxmlformats.org/wordprocessingml/2006/main" xmlns:w14="http://schemas.microsoft.com/office/word/2010/wordml" mc:Ignorable="w14">
   <w:body>
     <w:p>
       <w:pPr>
         <w:pStyle w:val="Heading1"/>
-        <w:spacing w:before="120" w:after="40"/>
-        <w:jc w:val="center"/>
-        <w:rPr>
-          <w:rFonts w:ascii="Calibri" w:hAnsi="Calibri" w:cs="Calibri"/>
-          <w:color w:val="365F91" w:themeColor="accent1" w:themeShade="BF"/>
-        </w:rPr>
       </w:pPr>
       <w:r>
-        <w:rPr>
-          <w:rFonts w:ascii="Calibri" w:hAnsi="Calibri" w:cs="Calibri"/>
-          <w:color w:val="365F91" w:themeColor="accent1" w:themeShade="BF"/>
-        </w:rPr>
+        <w:rPr/>
         <w:t>CHRIS TALLENT</w:t>
       </w:r>
     </w:p>
@@ -38,7 +29,7 @@
           <w:sz w:val="21"/>
           <w:szCs w:val="21"/>
         </w:rPr>
-        <w:t>Engineering Manager | Platform, Reliability &amp; Product Delivery</w:t>
+        <w:t>Engineering Manager | Platform Reliability, Delivery Systems &amp; AI Modernization</w:t>
       </w:r>
     </w:p>
     <w:p>
@@ -70,27 +61,15 @@
           <w:sz w:val="21"/>
           <w:szCs w:val="21"/>
         </w:rPr>
-        <w:t>──────────────────────────────────────────────────────────────────────────────────────────────────</w:t>
+        <w:t>────────────────────────────────────────────────────────────────────────────────────────</w:t>
       </w:r>
     </w:p>
     <w:p>
       <w:pPr>
         <w:pStyle w:val="Heading2"/>
-        <w:spacing w:before="280"/>
-        <w:rPr>
-          <w:rFonts w:ascii="Calibri" w:hAnsi="Calibri" w:cs="Calibri"/>
-          <w:color w:val="365F91" w:themeColor="accent1" w:themeShade="BF"/>
-          <w:sz w:val="24"/>
-          <w:szCs w:val="24"/>
-        </w:rPr>
       </w:pPr>
       <w:r>
-        <w:rPr>
-          <w:rFonts w:ascii="Calibri" w:hAnsi="Calibri" w:cs="Calibri"/>
-          <w:color w:val="365F91" w:themeColor="accent1" w:themeShade="BF"/>
-          <w:sz w:val="24"/>
-          <w:szCs w:val="24"/>
-        </w:rPr>
+        <w:rPr/>
         <w:t>PROFESSIONAL SUMMARY</w:t>
       </w:r>
     </w:p>
@@ -107,27 +86,15 @@
           <w:sz w:val="21"/>
           <w:szCs w:val="21"/>
         </w:rPr>
-        <w:t>Engineering leader with 20+ years leading small-to-mid-sized software teams in startup and growth environments, often under CTO titles with direct responsibility for hiring, mentoring, architecture, and delivery. Proven record modernizing legacy systems, improving CI/CD and cloud operations, and partnering across product, design, security, and business teams to ship reliable software on AWS using Java, Python, and TypeScript. Brings a player-coach management style, strong technical judgment, and hands-on credibility for Engineering Manager and Senior Engineering Manager roles.</w:t>
+        <w:t>Engineering leader and hands-on CTO with 20+ years leading distributed teams, platform architecture, and production systems. Built engineering from a small group into four agile teams while staying close to planning, code review, CI/CD, observability, incidents, and security compliance. Recent work has centered on technical leadership, delivery-system improvement, and reliable cloud operations for shared SaaS services.</w:t>
       </w:r>
     </w:p>
     <w:p>
       <w:pPr>
         <w:pStyle w:val="Heading2"/>
-        <w:spacing w:before="280"/>
-        <w:rPr>
-          <w:rFonts w:ascii="Calibri" w:hAnsi="Calibri" w:cs="Calibri"/>
-          <w:color w:val="365F91" w:themeColor="accent1" w:themeShade="BF"/>
-          <w:sz w:val="24"/>
-          <w:szCs w:val="24"/>
-        </w:rPr>
       </w:pPr>
       <w:r>
-        <w:rPr>
-          <w:rFonts w:ascii="Calibri" w:hAnsi="Calibri" w:cs="Calibri"/>
-          <w:color w:val="365F91" w:themeColor="accent1" w:themeShade="BF"/>
-          <w:sz w:val="24"/>
-          <w:szCs w:val="24"/>
-        </w:rPr>
+        <w:rPr/>
         <w:t>CORE SKILLS</w:t>
       </w:r>
     </w:p>
@@ -144,7 +111,7 @@
           <w:sz w:val="21"/>
           <w:szCs w:val="21"/>
         </w:rPr>
-        <w:t>Leadership &amp; Delivery: Team Leadership • Hiring &amp; Mentoring • Agile Delivery • Cross-Functional Execution • Incident Management</w:t>
+        <w:t>Leadership &amp; Delivery: Team Leadership • Manager Development • Hiring • Agile Delivery • Incident Response</w:t>
       </w:r>
     </w:p>
     <w:p>
@@ -160,7 +127,7 @@
           <w:sz w:val="21"/>
           <w:szCs w:val="21"/>
         </w:rPr>
-        <w:t>Platform &amp; Reliability: CI/CD • Release Safety • Developer Tooling • Observability • SLOs / Incident Response</w:t>
+        <w:t>Developer Experience &amp; Reliability: CI/CD • Release Safety • Code Review • Observability • SLOs • DevOps Roadmaps</w:t>
       </w:r>
     </w:p>
     <w:p>
@@ -176,7 +143,7 @@
           <w:sz w:val="21"/>
           <w:szCs w:val="21"/>
         </w:rPr>
-        <w:t>Security &amp; Cloud: AWS • RBAC / IAM • Compliance-Aware Delivery • Vulnerability Remediation • Cost Optimization</w:t>
+        <w:t>Security &amp; Cloud: AWS • OIDC / RBAC • IAM Identity Center • ISO 27001 • Vulnerability Remediation • Cost Control</w:t>
       </w:r>
     </w:p>
     <w:p>
@@ -192,7 +159,7 @@
           <w:sz w:val="21"/>
           <w:szCs w:val="21"/>
         </w:rPr>
-        <w:t>AI &amp; Automation: Claude Code • AWS Bedrock / RAG • Document Workflows • Agentic Tooling</w:t>
+        <w:t>AI &amp; Automation: Claude Code • AWS Bedrock / RAG • Textract • MCP Tooling • AI-Assisted Modernization</w:t>
       </w:r>
     </w:p>
     <w:p>
@@ -214,41 +181,18 @@
     <w:p>
       <w:pPr>
         <w:pStyle w:val="Heading2"/>
-        <w:spacing w:before="280"/>
-        <w:rPr>
-          <w:rFonts w:ascii="Calibri" w:hAnsi="Calibri" w:cs="Calibri"/>
-          <w:color w:val="365F91" w:themeColor="accent1" w:themeShade="BF"/>
-          <w:sz w:val="24"/>
-          <w:szCs w:val="24"/>
-        </w:rPr>
       </w:pPr>
       <w:r>
-        <w:rPr>
-          <w:rFonts w:ascii="Calibri" w:hAnsi="Calibri" w:cs="Calibri"/>
-          <w:color w:val="365F91" w:themeColor="accent1" w:themeShade="BF"/>
-          <w:sz w:val="24"/>
-          <w:szCs w:val="24"/>
-        </w:rPr>
+        <w:rPr/>
         <w:t>PROFESSIONAL EXPERIENCE</w:t>
       </w:r>
     </w:p>
     <w:p>
       <w:pPr>
         <w:pStyle w:val="Heading3"/>
-        <w:rPr>
-          <w:rFonts w:ascii="Calibri" w:hAnsi="Calibri" w:cs="Calibri"/>
-          <w:color w:val="365F91" w:themeColor="accent1" w:themeShade="BF"/>
-          <w:sz w:val="21"/>
-          <w:szCs w:val="21"/>
-        </w:rPr>
       </w:pPr>
       <w:r>
-        <w:rPr>
-          <w:rFonts w:ascii="Calibri" w:hAnsi="Calibri" w:cs="Calibri"/>
-          <w:color w:val="365F91" w:themeColor="accent1" w:themeShade="BF"/>
-          <w:sz w:val="21"/>
-          <w:szCs w:val="21"/>
-        </w:rPr>
+        <w:rPr/>
         <w:t>Chief Technology Officer | Pitchstone Technology LLC</w:t>
       </w:r>
     </w:p>
@@ -281,7 +225,7 @@
           <w:sz w:val="21"/>
           <w:szCs w:val="21"/>
         </w:rPr>
-        <w:t>Built out the engineering organization from a small initial team into four agile teams, improving team structure, morale, and retention.</w:t>
+        <w:t>Grew a small initial team into a four-team engineering organization, establishing clear ownership, planning cadence, delivery accountability, manager/product-owner collaboration, and technical review standards for shared service teams supporting client delivery and operations.</w:t>
       </w:r>
     </w:p>
     <w:p>
@@ -297,7 +241,7 @@
           <w:sz w:val="21"/>
           <w:szCs w:val="21"/>
         </w:rPr>
-        <w:t>Served as CTO and lead architect for Pitchstone Platform, setting platform architecture, cloud/security design, and engineering standards.</w:t>
+        <w:t>Set Pitchstone Platform architecture, configuration model, cloud/security design, DevOps roadmap, and engineering standards for shared SaaS services used by distributed delivery teams.</w:t>
       </w:r>
     </w:p>
     <w:p>
@@ -313,7 +257,7 @@
           <w:sz w:val="21"/>
           <w:szCs w:val="21"/>
         </w:rPr>
-        <w:t>Partnered on product direction, requirements, roadmap prioritization, and UX feasibility while guiding staged delivery.</w:t>
+        <w:t>Partnered with product, IT, cybersecurity, and customer teams on roadmap priorities, API design, technical risk, release sequencing, production support, and rollout planning across a Fortune 100 program.</w:t>
       </w:r>
     </w:p>
     <w:p>
@@ -329,7 +273,7 @@
           <w:sz w:val="21"/>
           <w:szCs w:val="21"/>
         </w:rPr>
-        <w:t>Built an AI-assisted modernization workflow with Claude Code for upgrades and test generation, cutting delivery time from 4 months to 3 weeks.</w:t>
+        <w:t>Drove AI-assisted modernization with Claude Code for dependency upgrades, test generation, and planning, cutting one delivery cycle from 4 months to 3 weeks with review guardrails and team adoption.</w:t>
       </w:r>
     </w:p>
     <w:p>
@@ -345,7 +289,7 @@
           <w:sz w:val="21"/>
           <w:szCs w:val="21"/>
         </w:rPr>
-        <w:t>Reduced non-production infrastructure cost 35-40% through ECS cluster consolidation and environment strategy improvements.</w:t>
+        <w:t>Reduced non-production infrastructure cost 35-40% through ECS cluster consolidation, staging strategy, and environment cleanup while preserving QA, UAT, demo, and team test paths.</w:t>
       </w:r>
     </w:p>
     <w:p>
@@ -361,7 +305,7 @@
           <w:sz w:val="21"/>
           <w:szCs w:val="21"/>
         </w:rPr>
-        <w:t>Defined AWS account structure, RBAC, IAM Identity Center permission sets, and access boundaries across five AWS accounts.</w:t>
+        <w:t>Defined AWS account structure, OIDC/RBAC patterns, IAM Identity Center permissions, runtime secrets, and access boundaries across five AWS accounts supporting platform and client operations.</w:t>
       </w:r>
     </w:p>
     <w:p>
@@ -377,26 +321,15 @@
           <w:sz w:val="21"/>
           <w:szCs w:val="21"/>
         </w:rPr>
-        <w:t>Directed ISO 27001 security compliance, overseeing penetration testing, audits, and vulnerability remediation.</w:t>
+        <w:t>Coordinated ISO 27001 work across penetration testing, audit prep, remediation, Secureframe, Security Hub, GuardDuty, Inspector, recurring control monitoring, and remediation tracking.</w:t>
       </w:r>
     </w:p>
     <w:p>
       <w:pPr>
         <w:pStyle w:val="Heading3"/>
-        <w:rPr>
-          <w:rFonts w:ascii="Calibri" w:hAnsi="Calibri" w:cs="Calibri"/>
-          <w:color w:val="365F91" w:themeColor="accent1" w:themeShade="BF"/>
-          <w:sz w:val="21"/>
-          <w:szCs w:val="21"/>
-        </w:rPr>
       </w:pPr>
       <w:r>
-        <w:rPr>
-          <w:rFonts w:ascii="Calibri" w:hAnsi="Calibri" w:cs="Calibri"/>
-          <w:color w:val="365F91" w:themeColor="accent1" w:themeShade="BF"/>
-          <w:sz w:val="21"/>
-          <w:szCs w:val="21"/>
-        </w:rPr>
+        <w:rPr/>
         <w:t>Chief Technology Officer | Automobile Consumer Services Inc</w:t>
       </w:r>
     </w:p>
@@ -429,7 +362,7 @@
           <w:sz w:val="21"/>
           <w:szCs w:val="21"/>
         </w:rPr>
-        <w:t>Led technology transformation for a fintech organization, overseeing development, cloud migration, and Agile adoption.</w:t>
+        <w:t>Led modernization for an automotive fintech platform handling payments, PII, SSNs, and soft-credit decisions while moving teams toward Agile, CI/CD, cloud operations, and production support.</w:t>
       </w:r>
     </w:p>
     <w:p>
@@ -445,7 +378,7 @@
           <w:sz w:val="21"/>
           <w:szCs w:val="21"/>
         </w:rPr>
-        <w:t>Re-architected a legacy PHP fintech platform into Angular and Java services on AWS Kubernetes, improving scalability and uptime to 99.99%.</w:t>
+        <w:t>Re-architected legacy PHP into AngularJS, Java, Spring MVC, PostgreSQL, Docker, and Kubernetes services on AWS, improving scalability, release safety, uptime to 99.99%, supportability, and rollout confidence.</w:t>
       </w:r>
     </w:p>
     <w:p>
@@ -461,7 +394,7 @@
           <w:sz w:val="21"/>
           <w:szCs w:val="21"/>
         </w:rPr>
-        <w:t>Implemented CI/CD pipelines and Agile delivery practices, reducing deployment cycles from weeks to hours.</w:t>
+        <w:t>Implemented CI/CD pipelines and Agile delivery practices, reducing deployment cycles from weeks to hours while improving release predictability, rollback confidence, and production support for customer-facing finance systems.</w:t>
       </w:r>
     </w:p>
     <w:p>
@@ -478,26 +411,15 @@
           <w:szCs w:val="21"/>
         </w:rPr>
         <w:lastRenderedPageBreak/>
-        <w:t>Built and delivered the NADA 2017 proof of concept in two months, enabling MVP showcase and faster business validation.</w:t>
+        <w:t>Built and delivered the NADA 2017 proof of concept in two months, enabling an MVP conference showcase and creating early business validation for the modernization roadmap and stakeholder buy-in.</w:t>
       </w:r>
     </w:p>
     <w:p>
       <w:pPr>
         <w:pStyle w:val="Heading3"/>
-        <w:rPr>
-          <w:rFonts w:ascii="Calibri" w:hAnsi="Calibri" w:cs="Calibri"/>
-          <w:color w:val="365F91" w:themeColor="accent1" w:themeShade="BF"/>
-          <w:sz w:val="21"/>
-          <w:szCs w:val="21"/>
-        </w:rPr>
       </w:pPr>
       <w:r>
-        <w:rPr>
-          <w:rFonts w:ascii="Calibri" w:hAnsi="Calibri" w:cs="Calibri"/>
-          <w:color w:val="365F91" w:themeColor="accent1" w:themeShade="BF"/>
-          <w:sz w:val="21"/>
-          <w:szCs w:val="21"/>
-        </w:rPr>
+        <w:rPr/>
         <w:t>Owner &amp; Fractional CTO | Proven Edge LLC</w:t>
       </w:r>
     </w:p>
@@ -530,7 +452,7 @@
           <w:sz w:val="21"/>
           <w:szCs w:val="21"/>
         </w:rPr>
-        <w:t>Directed architecture, development, and DevOps for multiple SaaS clients, reducing implementation cost by up to 50%.</w:t>
+        <w:t>Led architecture, product delivery, and DevOps across SaaS, legal-tech, laboratory, real-estate, and finance clients, improving delivery systems and reducing implementation costs up to 50% while leaving teams with clearer architecture, cleaner handoffs, and maintainable delivery practices.</w:t>
       </w:r>
     </w:p>
     <w:p>
@@ -546,7 +468,7 @@
           <w:sz w:val="21"/>
           <w:szCs w:val="21"/>
         </w:rPr>
-        <w:t>Oversaw architecture and engineering-process governance for a laboratory-testing client, restoring management confidence during a staff transition.</w:t>
+        <w:t>Stabilized architecture and engineering-process governance for a laboratory-testing client during a staff transition, restoring management confidence and improving platform reliability, delivery visibility, and release handoffs.</w:t>
       </w:r>
     </w:p>
     <w:p>
@@ -562,7 +484,7 @@
           <w:sz w:val="21"/>
           <w:szCs w:val="21"/>
         </w:rPr>
-        <w:t>Built a reusable multi-platform application scaffold spanning web, mobile, desktop, API, and AI services with OIDC auth, RBAC, billing, and notifications.</w:t>
+        <w:t>Built a reusable scaffold across web, mobile, desktop, API, and AI services, packaging typed APIs, OIDC auth, user-driven RBAC, billing, documents, webhooks, jobs, and feature flags for faster client delivery.</w:t>
       </w:r>
     </w:p>
     <w:p>
@@ -578,7 +500,7 @@
           <w:sz w:val="21"/>
           <w:szCs w:val="21"/>
         </w:rPr>
-        <w:t>Built controlled AI admin tooling that enabled bounded operational actions through typed APIs and existing RBAC.</w:t>
+        <w:t>Implemented MCP-backed agentic tooling with audit logging, confirmation gates, role-aware access, AI-assisted data queries, and approved service actions for safer internal support operations.</w:t>
       </w:r>
     </w:p>
     <w:p>
@@ -594,7 +516,53 @@
           <w:sz w:val="21"/>
           <w:szCs w:val="21"/>
         </w:rPr>
-        <w:t>Architected and delivered a React, Next.js, and Prisma legal SaaS MVP under aggressive launch timing.</w:t>
+        <w:t>Reengineered golf-handicapping SaaS used by thousands of active users, adding automated scoring, cheat analysis, and multi-source data aggregation for league, event, and reporting operations.</w:t>
+      </w:r>
+    </w:p>
+    <w:p>
+      <w:pPr>
+        <w:pStyle w:val="Heading3"/>
+        <w:rPr>
+          <w:sz w:val="21"/>
+          <w:szCs w:val="21"/>
+        </w:rPr>
+      </w:pPr>
+      <w:r>
+        <w:rPr>
+          <w:sz w:val="21"/>
+          <w:szCs w:val="21"/>
+        </w:rPr>
+        <w:t>Technical Co-Founder &amp; Chief Technology Officer | Glamhive</w:t>
+      </w:r>
+    </w:p>
+    <w:p>
+      <w:pPr/>
+      <w:r>
+        <w:rPr/>
+        <w:t xml:space="preserve">Seattle, WA • November 2013 – November 2015</w:t>
+      </w:r>
+      <w:proofErr w:type="spellStart"/>
+      <w:r>
+        <w:rPr/>
+        <w:t/>
+      </w:r>
+      <w:proofErr w:type="spellEnd"/>
+    </w:p>
+    <w:p>
+      <w:pPr>
+        <w:pStyle w:val="ListBullet"/>
+        <w:spacing w:after="40"/>
+        <w:rPr>
+          <w:sz w:val="21"/>
+          <w:szCs w:val="21"/>
+        </w:rPr>
+      </w:pPr>
+      <w:r>
+        <w:rPr>
+          <w:sz w:val="21"/>
+          <w:szCs w:val="21"/>
+        </w:rPr>
+        <w:t>Co-founded Glamhive.com from wireframes to AWS production, owning architecture, hiring, releases, and investor delivery milestones for MVP launch, fundraising diligence, and team growth.</w:t>
       </w:r>
     </w:p>
     <w:p>
@@ -610,54 +578,7 @@
           <w:sz w:val="21"/>
           <w:szCs w:val="21"/>
         </w:rPr>
-        <w:t>Reengineered a golf-handicapping SaaS platform used by thousands of active users, adding automated scoring, cheat analysis, and multi-source data aggregation.</w:t>
-      </w:r>
-    </w:p>
-    <w:p>
-      <w:pPr>
-        <w:pStyle w:val="Heading3"/>
-        <w:rPr>
-          <w:rFonts w:ascii="Calibri" w:hAnsi="Calibri" w:cs="Calibri"/>
-          <w:color w:val="365F91" w:themeColor="accent1" w:themeShade="BF"/>
-          <w:sz w:val="21"/>
-          <w:szCs w:val="21"/>
-        </w:rPr>
-      </w:pPr>
-      <w:r>
-        <w:rPr>
-          <w:rFonts w:ascii="Calibri" w:hAnsi="Calibri" w:cs="Calibri"/>
-          <w:color w:val="365F91" w:themeColor="accent1" w:themeShade="BF"/>
-          <w:sz w:val="21"/>
-          <w:szCs w:val="21"/>
-        </w:rPr>
-        <w:t xml:space="preserve">Technical Co-Founder &amp; Chief Technology Officer | </w:t>
-      </w:r>
-      <w:proofErr w:type="spellStart"/>
-      <w:r>
-        <w:rPr>
-          <w:rFonts w:ascii="Calibri" w:hAnsi="Calibri" w:cs="Calibri"/>
-          <w:color w:val="365F91" w:themeColor="accent1" w:themeShade="BF"/>
-          <w:sz w:val="21"/>
-          <w:szCs w:val="21"/>
-        </w:rPr>
-        <w:t>Glamhive</w:t>
-      </w:r>
-      <w:proofErr w:type="spellEnd"/>
-    </w:p>
-    <w:p>
-      <w:pPr>
-        <w:spacing w:after="40"/>
-        <w:rPr>
-          <w:sz w:val="21"/>
-          <w:szCs w:val="21"/>
-        </w:rPr>
-      </w:pPr>
-      <w:r>
-        <w:rPr>
-          <w:sz w:val="21"/>
-          <w:szCs w:val="21"/>
-        </w:rPr>
-        <w:t>Seattle, WA • November 2013 – November 2015</w:t>
+        <w:t>Formed and led distributed agile teams in the U.S. and South America, cutting staffing costs by 60% compared with a U.S.-only model while maintaining delivery cadence, QA coverage, and release ownership.</w:t>
       </w:r>
     </w:p>
     <w:p>
@@ -673,12 +594,12 @@
           <w:sz w:val="21"/>
           <w:szCs w:val="21"/>
         </w:rPr>
-        <w:t>Co-founded a fashion-tech platform and launched Glamhive.com from concept to production on AWS.</w:t>
+        <w:t>Won Seattle Angel Conference VII in 2015, securing $205K after product demonstrations, investor interviews, and technical diligence on the launched MVP, architecture, and engineering plan.</w:t>
       </w:r>
     </w:p>
     <w:p>
       <w:pPr>
-        <w:pStyle w:val="ListBullet"/>
+        <w:pStyle w:val="Heading3"/>
         <w:rPr>
           <w:sz w:val="21"/>
           <w:szCs w:val="21"/>
@@ -689,80 +610,11 @@
           <w:sz w:val="21"/>
           <w:szCs w:val="21"/>
         </w:rPr>
-        <w:t>Formed and led distributed agile teams in the U.S. and South America, cutting staffing costs by 60% vs. U.S.-only teams.</w:t>
-      </w:r>
-    </w:p>
-    <w:p>
-      <w:pPr>
-        <w:pStyle w:val="ListBullet"/>
-        <w:rPr>
-          <w:sz w:val="21"/>
-          <w:szCs w:val="21"/>
-        </w:rPr>
-      </w:pPr>
-      <w:r>
-        <w:rPr>
-          <w:sz w:val="21"/>
-          <w:szCs w:val="21"/>
-        </w:rPr>
-        <w:t>Unified web and mobile codebases via Cordova and Ionic, reducing mobile development costs by 70%.</w:t>
-      </w:r>
-    </w:p>
-    <w:p>
-      <w:pPr>
-        <w:pStyle w:val="ListBullet"/>
-        <w:rPr>
-          <w:sz w:val="21"/>
-          <w:szCs w:val="21"/>
-        </w:rPr>
-      </w:pPr>
-      <w:r>
-        <w:rPr>
-          <w:sz w:val="21"/>
-          <w:szCs w:val="21"/>
-        </w:rPr>
-        <w:t>Designed the data model and indexing strategy for real-time search and personalized recommendations.</w:t>
-      </w:r>
-    </w:p>
-    <w:p>
-      <w:pPr>
-        <w:pStyle w:val="ListBullet"/>
-        <w:rPr>
-          <w:sz w:val="21"/>
-          <w:szCs w:val="21"/>
-        </w:rPr>
-      </w:pPr>
-      <w:r>
-        <w:rPr>
-          <w:sz w:val="21"/>
-          <w:szCs w:val="21"/>
-        </w:rPr>
-        <w:t>Won Seattle Angel Conference VII in 2015, securing $205K in investment after multiple rounds of demos and investor interviews.</w:t>
-      </w:r>
-    </w:p>
-    <w:p>
-      <w:pPr>
-        <w:pStyle w:val="Heading3"/>
-        <w:rPr>
-          <w:rFonts w:ascii="Calibri" w:hAnsi="Calibri" w:cs="Calibri"/>
-          <w:color w:val="365F91" w:themeColor="accent1" w:themeShade="BF"/>
-          <w:sz w:val="21"/>
-          <w:szCs w:val="21"/>
-        </w:rPr>
-      </w:pPr>
-      <w:r>
-        <w:rPr>
-          <w:rFonts w:ascii="Calibri" w:hAnsi="Calibri" w:cs="Calibri"/>
-          <w:color w:val="365F91" w:themeColor="accent1" w:themeShade="BF"/>
-          <w:sz w:val="21"/>
-          <w:szCs w:val="21"/>
-        </w:rPr>
         <w:t>Chief Technology Officer | Lela.com</w:t>
       </w:r>
     </w:p>
     <w:p>
       <w:pPr>
-        <w:spacing w:after="40"/>
         <w:rPr>
           <w:sz w:val="21"/>
           <w:szCs w:val="21"/>
@@ -789,12 +641,22 @@
           <w:sz w:val="21"/>
           <w:szCs w:val="21"/>
         </w:rPr>
-        <w:t>Directed development of a personalized shopping recommendation platform with multi-retailer integrations.</w:t>
+        <w:t>Directed engineering/product operations after a platform pivot, improving delivery speed about 25% with Agile practices, automated testing, QA, product coordination, release discipline, and budget focus.</w:t>
       </w:r>
     </w:p>
     <w:p>
       <w:pPr>
         <w:pStyle w:val="ListBullet"/>
+      </w:pPr>
+      <w:r>
+        <w:rPr/>
+        <w:t>Refactored recommendation services into modular Java components, improving maintainability and enabling A/B testing and feature experimentation across retailer integrations, product launches, and roadmap planning.</w:t>
+      </w:r>
+    </w:p>
+    <w:p>
+      <w:pPr>
+        <w:pStyle w:val="Heading2"/>
+        <w:spacing w:after="40"/>
         <w:rPr>
           <w:sz w:val="21"/>
           <w:szCs w:val="21"/>
@@ -805,12 +667,11 @@
           <w:sz w:val="21"/>
           <w:szCs w:val="21"/>
         </w:rPr>
-        <w:t>Refactored core recommendation services into modular Java components, improving maintainability and enabling feature experimentation.</w:t>
+        <w:t>EARLIER ROLES</w:t>
       </w:r>
     </w:p>
     <w:p>
       <w:pPr>
-        <w:pStyle w:val="ListBullet"/>
         <w:rPr>
           <w:sz w:val="21"/>
           <w:szCs w:val="21"/>
@@ -821,12 +682,12 @@
           <w:sz w:val="21"/>
           <w:szCs w:val="21"/>
         </w:rPr>
-        <w:t>Rebuilt the engineering organization post-pivot, improving delivery speed by approximately 25% while introducing Agile practices and automated testing.</w:t>
+        <w:t>Fidelity Investments | Senior Software Engineer: Built regulated 401(k) reporting/document systems. dunnhumbyUSA | Senior Associate: Built C# and Flex retail analytics tools.</w:t>
       </w:r>
     </w:p>
     <w:p>
       <w:pPr>
-        <w:pStyle w:val="ListBullet"/>
+        <w:pStyle w:val="Heading2"/>
         <w:rPr>
           <w:sz w:val="21"/>
           <w:szCs w:val="21"/>
@@ -837,33 +698,11 @@
           <w:sz w:val="21"/>
           <w:szCs w:val="21"/>
         </w:rPr>
-        <w:t>Guided roadmap prioritization with management and presented product and technology updates to the board.</w:t>
+        <w:t>EDUCATION</w:t>
       </w:r>
     </w:p>
     <w:p>
       <w:pPr>
-        <w:pStyle w:val="Heading2"/>
-        <w:spacing w:before="280"/>
-        <w:rPr>
-          <w:rFonts w:ascii="Calibri" w:hAnsi="Calibri" w:cs="Calibri"/>
-          <w:color w:val="365F91" w:themeColor="accent1" w:themeShade="BF"/>
-          <w:sz w:val="24"/>
-          <w:szCs w:val="24"/>
-        </w:rPr>
-      </w:pPr>
-      <w:r>
-        <w:rPr>
-          <w:rFonts w:ascii="Calibri" w:hAnsi="Calibri" w:cs="Calibri"/>
-          <w:color w:val="365F91" w:themeColor="accent1" w:themeShade="BF"/>
-          <w:sz w:val="24"/>
-          <w:szCs w:val="24"/>
-        </w:rPr>
-        <w:t>EARLIER ROLES</w:t>
-      </w:r>
-    </w:p>
-    <w:p>
-      <w:pPr>
-        <w:spacing w:before="120" w:after="80"/>
         <w:rPr>
           <w:sz w:val="21"/>
           <w:szCs w:val="21"/>
@@ -874,76 +713,7 @@
           <w:sz w:val="21"/>
           <w:szCs w:val="21"/>
         </w:rPr>
-        <w:t>Owner &amp; Consultant | Tallented Software LLC (2010–2011) — Delivered custom software for e-commerce and analytics clients, integrating payment gateways and real-time reporting.</w:t>
-      </w:r>
-    </w:p>
-    <w:p>
-      <w:pPr>
-        <w:spacing w:after="80"/>
-        <w:rPr>
-          <w:sz w:val="21"/>
-          <w:szCs w:val="21"/>
-        </w:rPr>
-      </w:pPr>
-      <w:r>
-        <w:rPr>
-          <w:sz w:val="21"/>
-          <w:szCs w:val="21"/>
-        </w:rPr>
-        <w:t>Senior Associate | dunnhumbyUSA (2009–2010) — Developed C# and Flex-based systems; mentored junior developers.</w:t>
-      </w:r>
-    </w:p>
-    <w:p>
-      <w:pPr>
-        <w:spacing w:after="80"/>
-        <w:rPr>
-          <w:sz w:val="21"/>
-          <w:szCs w:val="21"/>
-        </w:rPr>
-      </w:pPr>
-      <w:r>
-        <w:rPr>
-          <w:sz w:val="21"/>
-          <w:szCs w:val="21"/>
-        </w:rPr>
-        <w:t>Senior Software Engineer | Fidelity Investments (2003–2009) — Engineered document generation system for 401k reporting.</w:t>
-      </w:r>
-    </w:p>
-    <w:p>
-      <w:pPr>
-        <w:pStyle w:val="Heading2"/>
-        <w:spacing w:before="280"/>
-        <w:rPr>
-          <w:rFonts w:ascii="Calibri" w:hAnsi="Calibri" w:cs="Calibri"/>
-          <w:color w:val="365F91" w:themeColor="accent1" w:themeShade="BF"/>
-          <w:sz w:val="24"/>
-          <w:szCs w:val="24"/>
-        </w:rPr>
-      </w:pPr>
-      <w:r>
-        <w:rPr>
-          <w:rFonts w:ascii="Calibri" w:hAnsi="Calibri" w:cs="Calibri"/>
-          <w:color w:val="365F91" w:themeColor="accent1" w:themeShade="BF"/>
-          <w:sz w:val="24"/>
-          <w:szCs w:val="24"/>
-        </w:rPr>
-        <w:t>EDUCATION</w:t>
-      </w:r>
-    </w:p>
-    <w:p>
-      <w:pPr>
-        <w:spacing w:before="120"/>
-        <w:rPr>
-          <w:sz w:val="21"/>
-          <w:szCs w:val="21"/>
-        </w:rPr>
-      </w:pPr>
-      <w:r>
-        <w:rPr>
-          <w:sz w:val="21"/>
-          <w:szCs w:val="21"/>
-        </w:rPr>
-        <w:t>Bachelor of Science in Computer Science — University of Kentucky, Lexington, KY</w:t>
+        <w:t>Bachelor of Science in Computer Science | University of Kentucky, Lexington, KY</w:t>
       </w:r>
     </w:p>
     <w:sectPr>
@@ -1160,7 +930,7 @@
 </file>
 
 <file path=word/styles.xml><?xml version="1.0" encoding="utf-8"?>
-<w:styles xmlns:mc="http://schemas.openxmlformats.org/markup-compatibility/2006" xmlns:r="http://schemas.openxmlformats.org/officeDocument/2006/relationships" xmlns:w="http://schemas.openxmlformats.org/wordprocessingml/2006/main" xmlns:w14="http://schemas.microsoft.com/office/word/2010/wordml" xmlns:w15="http://schemas.microsoft.com/office/word/2012/wordml" xmlns:w16cex="http://schemas.microsoft.com/office/word/2018/wordml/cex" xmlns:w16cid="http://schemas.microsoft.com/office/word/2016/wordml/cid" xmlns:w16="http://schemas.microsoft.com/office/word/2018/wordml" xmlns:w16du="http://schemas.microsoft.com/office/word/2023/wordml/word16du" xmlns:w16sdtdh="http://schemas.microsoft.com/office/word/2020/wordml/sdtdatahash" xmlns:w16sdtfl="http://schemas.microsoft.com/office/word/2024/wordml/sdtformatlock" xmlns:w16se="http://schemas.microsoft.com/office/word/2015/wordml/symex" mc:Ignorable="w14 w15 w16se w16cid w16 w16cex w16sdtdh w16sdtfl w16du">
+<w:styles xmlns:w="http://schemas.openxmlformats.org/wordprocessingml/2006/main">
   <w:docDefaults>
     <w:rPrDefault>
       <w:rPr>
@@ -1561,16 +1331,17 @@
     <w:pPr>
       <w:keepNext/>
       <w:keepLines/>
-      <w:spacing w:before="480" w:after="0"/>
+      <w:spacing w:before="120" w:after="40"/>
+      <w:jc w:val="center"/>
       <w:outlineLvl w:val="0"/>
     </w:pPr>
     <w:rPr>
-      <w:rFonts w:asciiTheme="majorHAnsi" w:eastAsiaTheme="majorEastAsia" w:hAnsiTheme="majorHAnsi" w:cstheme="majorBidi"/>
+      <w:rFonts w:ascii="Calibri" w:hAnsi="Calibri" w:cs="Calibri"/>
       <w:b/>
       <w:bCs/>
-      <w:color w:val="4F81BD" w:themeColor="accent1"/>
-      <w:sz w:val="28"/>
-      <w:szCs w:val="28"/>
+      <w:color w:val="17365D"/>
+      <w:sz w:val="26"/>
+      <w:szCs w:val="26"/>
     </w:rPr>
   </w:style>
   <w:style w:type="paragraph" w:styleId="Heading2">
@@ -1585,16 +1356,16 @@
     <w:pPr>
       <w:keepNext/>
       <w:keepLines/>
-      <w:spacing w:before="200" w:after="0"/>
+      <w:spacing w:before="320" w:after="80"/>
       <w:outlineLvl w:val="1"/>
     </w:pPr>
     <w:rPr>
-      <w:rFonts w:asciiTheme="majorHAnsi" w:eastAsiaTheme="majorEastAsia" w:hAnsiTheme="majorHAnsi" w:cstheme="majorBidi"/>
+      <w:rFonts w:ascii="Calibri" w:hAnsi="Calibri" w:cs="Calibri"/>
       <w:b/>
       <w:bCs/>
-      <w:color w:val="4F81BD" w:themeColor="accent1"/>
-      <w:sz w:val="26"/>
-      <w:szCs w:val="26"/>
+      <w:color w:val="00467F"/>
+      <w:sz w:val="22"/>
+      <w:szCs w:val="22"/>
     </w:rPr>
   </w:style>
   <w:style w:type="paragraph" w:styleId="Heading3">
@@ -1609,14 +1380,16 @@
     <w:pPr>
       <w:keepNext/>
       <w:keepLines/>
-      <w:spacing w:before="200" w:after="0"/>
+      <w:spacing w:before="340" w:after="40"/>
       <w:outlineLvl w:val="2"/>
     </w:pPr>
     <w:rPr>
-      <w:rFonts w:asciiTheme="majorHAnsi" w:eastAsiaTheme="majorEastAsia" w:hAnsiTheme="majorHAnsi" w:cstheme="majorBidi"/>
+      <w:rFonts w:ascii="Calibri" w:hAnsi="Calibri" w:cs="Calibri"/>
       <w:b/>
       <w:bCs/>
-      <w:color w:val="4F81BD" w:themeColor="accent1"/>
+      <w:color w:val="000000"/>
+      <w:sz w:val="21"/>
+      <w:szCs w:val="21"/>
     </w:rPr>
   </w:style>
   <w:style w:type="paragraph" w:styleId="Heading4">

--- a/CANONICAL - Chris Tallent Resume - Engineering Manager.docx
+++ b/CANONICAL - Chris Tallent Resume - Engineering Manager.docx
@@ -1,13 +1,12 @@
 
 <file path=word/document.xml><?xml version="1.0" encoding="utf-8"?>
-<w:document xmlns:mc="http://schemas.openxmlformats.org/markup-compatibility/2006" xmlns:w="http://schemas.openxmlformats.org/wordprocessingml/2006/main" xmlns:w14="http://schemas.microsoft.com/office/word/2010/wordml" mc:Ignorable="w14">
+<w:document xmlns:wpc="http://schemas.microsoft.com/office/word/2010/wordprocessingCanvas" xmlns:cx="http://schemas.microsoft.com/office/drawing/2014/chartex" xmlns:cx1="http://schemas.microsoft.com/office/drawing/2015/9/8/chartex" xmlns:cx2="http://schemas.microsoft.com/office/drawing/2015/10/21/chartex" xmlns:cx3="http://schemas.microsoft.com/office/drawing/2016/5/9/chartex" xmlns:cx4="http://schemas.microsoft.com/office/drawing/2016/5/10/chartex" xmlns:cx5="http://schemas.microsoft.com/office/drawing/2016/5/11/chartex" xmlns:cx6="http://schemas.microsoft.com/office/drawing/2016/5/12/chartex" xmlns:cx7="http://schemas.microsoft.com/office/drawing/2016/5/13/chartex" xmlns:cx8="http://schemas.microsoft.com/office/drawing/2016/5/14/chartex" xmlns:mc="http://schemas.openxmlformats.org/markup-compatibility/2006" xmlns:aink="http://schemas.microsoft.com/office/drawing/2016/ink" xmlns:am3d="http://schemas.microsoft.com/office/drawing/2017/model3d" xmlns:o="urn:schemas-microsoft-com:office:office" xmlns:oel="http://schemas.microsoft.com/office/2019/extlst" xmlns:r="http://schemas.openxmlformats.org/officeDocument/2006/relationships" xmlns:m="http://schemas.openxmlformats.org/officeDocument/2006/math" xmlns:v="urn:schemas-microsoft-com:vml" xmlns:wp14="http://schemas.microsoft.com/office/word/2010/wordprocessingDrawing" xmlns:wp="http://schemas.openxmlformats.org/drawingml/2006/wordprocessingDrawing" xmlns:w10="urn:schemas-microsoft-com:office:word" xmlns:w="http://schemas.openxmlformats.org/wordprocessingml/2006/main" xmlns:w14="http://schemas.microsoft.com/office/word/2010/wordml" xmlns:w15="http://schemas.microsoft.com/office/word/2012/wordml" xmlns:w16cex="http://schemas.microsoft.com/office/word/2018/wordml/cex" xmlns:w16cid="http://schemas.microsoft.com/office/word/2016/wordml/cid" xmlns:w16="http://schemas.microsoft.com/office/word/2018/wordml" xmlns:w16du="http://schemas.microsoft.com/office/word/2023/wordml/word16du" xmlns:w16sdtdh="http://schemas.microsoft.com/office/word/2020/wordml/sdtdatahash" xmlns:w16sdtfl="http://schemas.microsoft.com/office/word/2024/wordml/sdtformatlock" xmlns:w16se="http://schemas.microsoft.com/office/word/2015/wordml/symex" xmlns:wpg="http://schemas.microsoft.com/office/word/2010/wordprocessingGroup" xmlns:wpi="http://schemas.microsoft.com/office/word/2010/wordprocessingInk" xmlns:wne="http://schemas.microsoft.com/office/word/2006/wordml" xmlns:wps="http://schemas.microsoft.com/office/word/2010/wordprocessingShape" mc:Ignorable="w14 w15 w16se w16cid w16 w16cex w16sdtdh w16sdtfl w16du wp14">
   <w:body>
     <w:p>
       <w:pPr>
         <w:pStyle w:val="Heading1"/>
       </w:pPr>
       <w:r>
-        <w:rPr/>
         <w:t>CHRIS TALLENT</w:t>
       </w:r>
     </w:p>
@@ -18,16 +17,12 @@
         <w:rPr>
           <w:i/>
           <w:iCs/>
-          <w:sz w:val="21"/>
-          <w:szCs w:val="21"/>
         </w:rPr>
       </w:pPr>
       <w:r>
         <w:rPr>
           <w:i/>
           <w:iCs/>
-          <w:sz w:val="21"/>
-          <w:szCs w:val="21"/>
         </w:rPr>
         <w:t>Engineering Manager | Platform Reliability, Delivery Systems &amp; AI Modernization</w:t>
       </w:r>
@@ -36,56 +31,36 @@
       <w:pPr>
         <w:spacing w:before="40" w:after="40"/>
         <w:jc w:val="center"/>
+      </w:pPr>
+      <w:r>
+        <w:t>Cincinnati Metro Area • 859.394.2923 • chris@provenedge.com • linkedin.com/in/tallented</w:t>
+      </w:r>
+    </w:p>
+    <w:p>
+      <w:pPr>
+        <w:pBdr>
+          <w:bottom w:val="single" w:sz="6" w:space="1" w:color="000000"/>
+        </w:pBdr>
+        <w:spacing w:before="120" w:after="220" w:line="14" w:lineRule="exact"/>
         <w:rPr>
           <w:sz w:val="21"/>
           <w:szCs w:val="21"/>
         </w:rPr>
       </w:pPr>
-      <w:r>
-        <w:rPr>
-          <w:sz w:val="21"/>
-          <w:szCs w:val="21"/>
-        </w:rPr>
-        <w:t>Cincinnati Metro Area • 859.394.2923 • chris@provenedge.com • linkedin.com/in/tallented</w:t>
-      </w:r>
-    </w:p>
-    <w:p>
-      <w:pPr>
-        <w:rPr>
-          <w:sz w:val="21"/>
-          <w:szCs w:val="21"/>
-        </w:rPr>
-      </w:pPr>
-      <w:r>
-        <w:rPr>
-          <w:sz w:val="21"/>
-          <w:szCs w:val="21"/>
-        </w:rPr>
-        <w:t>────────────────────────────────────────────────────────────────────────────────────────</w:t>
-      </w:r>
     </w:p>
     <w:p>
       <w:pPr>
         <w:pStyle w:val="Heading2"/>
       </w:pPr>
       <w:r>
-        <w:rPr/>
         <w:t>PROFESSIONAL SUMMARY</w:t>
       </w:r>
     </w:p>
     <w:p>
       <w:pPr>
         <w:spacing w:before="120"/>
-        <w:rPr>
-          <w:sz w:val="21"/>
-          <w:szCs w:val="21"/>
-        </w:rPr>
       </w:pPr>
       <w:r>
-        <w:rPr>
-          <w:sz w:val="21"/>
-          <w:szCs w:val="21"/>
-        </w:rPr>
         <w:t>Engineering leader and hands-on CTO with 20+ years leading distributed teams, platform architecture, and production systems. Built engineering from a small group into four agile teams while staying close to planning, code review, CI/CD, observability, incidents, and security compliance. Recent work has centered on technical leadership, delivery-system improvement, and reliable cloud operations for shared SaaS services.</w:t>
       </w:r>
     </w:p>
@@ -94,87 +69,46 @@
         <w:pStyle w:val="Heading2"/>
       </w:pPr>
       <w:r>
-        <w:rPr/>
         <w:t>CORE SKILLS</w:t>
       </w:r>
     </w:p>
     <w:p>
       <w:pPr>
         <w:spacing w:before="120" w:after="120"/>
-        <w:rPr>
-          <w:sz w:val="21"/>
-          <w:szCs w:val="21"/>
-        </w:rPr>
       </w:pPr>
       <w:r>
-        <w:rPr>
-          <w:sz w:val="21"/>
-          <w:szCs w:val="21"/>
-        </w:rPr>
         <w:t>Leadership &amp; Delivery: Team Leadership • Manager Development • Hiring • Agile Delivery • Incident Response</w:t>
       </w:r>
     </w:p>
     <w:p>
       <w:pPr>
         <w:spacing w:after="120"/>
-        <w:rPr>
-          <w:sz w:val="21"/>
-          <w:szCs w:val="21"/>
-        </w:rPr>
       </w:pPr>
       <w:r>
-        <w:rPr>
-          <w:sz w:val="21"/>
-          <w:szCs w:val="21"/>
-        </w:rPr>
         <w:t>Developer Experience &amp; Reliability: CI/CD • Release Safety • Code Review • Observability • SLOs • DevOps Roadmaps</w:t>
       </w:r>
     </w:p>
     <w:p>
       <w:pPr>
         <w:spacing w:after="120"/>
-        <w:rPr>
-          <w:sz w:val="21"/>
-          <w:szCs w:val="21"/>
-        </w:rPr>
       </w:pPr>
       <w:r>
-        <w:rPr>
-          <w:sz w:val="21"/>
-          <w:szCs w:val="21"/>
-        </w:rPr>
         <w:t>Security &amp; Cloud: AWS • OIDC / RBAC • IAM Identity Center • ISO 27001 • Vulnerability Remediation • Cost Control</w:t>
       </w:r>
     </w:p>
     <w:p>
       <w:pPr>
         <w:spacing w:after="120"/>
-        <w:rPr>
-          <w:sz w:val="21"/>
-          <w:szCs w:val="21"/>
-        </w:rPr>
       </w:pPr>
       <w:r>
-        <w:rPr>
-          <w:sz w:val="21"/>
-          <w:szCs w:val="21"/>
-        </w:rPr>
         <w:t>AI &amp; Automation: Claude Code • AWS Bedrock / RAG • Textract • MCP Tooling • AI-Assisted Modernization</w:t>
       </w:r>
     </w:p>
     <w:p>
       <w:pPr>
         <w:spacing w:after="120"/>
-        <w:rPr>
-          <w:sz w:val="21"/>
-          <w:szCs w:val="21"/>
-        </w:rPr>
       </w:pPr>
       <w:r>
-        <w:rPr>
-          <w:sz w:val="21"/>
-          <w:szCs w:val="21"/>
-        </w:rPr>
         <w:t>Technical: Java / Spring • Python • TypeScript / Node.js • PostgreSQL / MySQL • MongoDB • Docker / Kubernetes</w:t>
       </w:r>
     </w:p>
@@ -183,7 +117,6 @@
         <w:pStyle w:val="Heading2"/>
       </w:pPr>
       <w:r>
-        <w:rPr/>
         <w:t>PROFESSIONAL EXPERIENCE</w:t>
       </w:r>
     </w:p>
@@ -192,135 +125,70 @@
         <w:pStyle w:val="Heading3"/>
       </w:pPr>
       <w:r>
-        <w:rPr/>
         <w:t>Chief Technology Officer | Pitchstone Technology LLC</w:t>
       </w:r>
     </w:p>
     <w:p>
       <w:pPr>
         <w:spacing w:after="40"/>
-        <w:rPr>
-          <w:sz w:val="21"/>
-          <w:szCs w:val="21"/>
-        </w:rPr>
       </w:pPr>
       <w:r>
-        <w:rPr>
-          <w:sz w:val="21"/>
-          <w:szCs w:val="21"/>
-        </w:rPr>
         <w:t>Seattle, WA • February 2021 – Present</w:t>
       </w:r>
     </w:p>
     <w:p>
       <w:pPr>
         <w:pStyle w:val="ListBullet"/>
-        <w:rPr>
-          <w:sz w:val="21"/>
-          <w:szCs w:val="21"/>
-        </w:rPr>
       </w:pPr>
       <w:r>
-        <w:rPr>
-          <w:sz w:val="21"/>
-          <w:szCs w:val="21"/>
-        </w:rPr>
         <w:t>Grew a small initial team into a four-team engineering organization, establishing clear ownership, planning cadence, delivery accountability, manager/product-owner collaboration, and technical review standards for shared service teams supporting client delivery and operations.</w:t>
       </w:r>
     </w:p>
     <w:p>
       <w:pPr>
         <w:pStyle w:val="ListBullet"/>
-        <w:rPr>
-          <w:sz w:val="21"/>
-          <w:szCs w:val="21"/>
-        </w:rPr>
       </w:pPr>
       <w:r>
-        <w:rPr>
-          <w:sz w:val="21"/>
-          <w:szCs w:val="21"/>
-        </w:rPr>
         <w:t>Set Pitchstone Platform architecture, configuration model, cloud/security design, DevOps roadmap, and engineering standards for shared SaaS services used by distributed delivery teams.</w:t>
       </w:r>
     </w:p>
     <w:p>
       <w:pPr>
         <w:pStyle w:val="ListBullet"/>
-        <w:rPr>
-          <w:sz w:val="21"/>
-          <w:szCs w:val="21"/>
-        </w:rPr>
       </w:pPr>
       <w:r>
-        <w:rPr>
-          <w:sz w:val="21"/>
-          <w:szCs w:val="21"/>
-        </w:rPr>
         <w:t>Partnered with product, IT, cybersecurity, and customer teams on roadmap priorities, API design, technical risk, release sequencing, production support, and rollout planning across a Fortune 100 program.</w:t>
       </w:r>
     </w:p>
     <w:p>
       <w:pPr>
         <w:pStyle w:val="ListBullet"/>
-        <w:rPr>
-          <w:sz w:val="21"/>
-          <w:szCs w:val="21"/>
-        </w:rPr>
       </w:pPr>
       <w:r>
-        <w:rPr>
-          <w:sz w:val="21"/>
-          <w:szCs w:val="21"/>
-        </w:rPr>
         <w:t>Drove AI-assisted modernization with Claude Code for dependency upgrades, test generation, and planning, cutting one delivery cycle from 4 months to 3 weeks with review guardrails and team adoption.</w:t>
       </w:r>
     </w:p>
     <w:p>
       <w:pPr>
         <w:pStyle w:val="ListBullet"/>
-        <w:rPr>
-          <w:sz w:val="21"/>
-          <w:szCs w:val="21"/>
-        </w:rPr>
       </w:pPr>
       <w:r>
-        <w:rPr>
-          <w:sz w:val="21"/>
-          <w:szCs w:val="21"/>
-        </w:rPr>
         <w:t>Reduced non-production infrastructure cost 35-40% through ECS cluster consolidation, staging strategy, and environment cleanup while preserving QA, UAT, demo, and team test paths.</w:t>
       </w:r>
     </w:p>
     <w:p>
       <w:pPr>
         <w:pStyle w:val="ListBullet"/>
-        <w:rPr>
-          <w:sz w:val="21"/>
-          <w:szCs w:val="21"/>
-        </w:rPr>
       </w:pPr>
       <w:r>
-        <w:rPr>
-          <w:sz w:val="21"/>
-          <w:szCs w:val="21"/>
-        </w:rPr>
         <w:t>Defined AWS account structure, OIDC/RBAC patterns, IAM Identity Center permissions, runtime secrets, and access boundaries across five AWS accounts supporting platform and client operations.</w:t>
       </w:r>
     </w:p>
     <w:p>
       <w:pPr>
         <w:pStyle w:val="ListBullet"/>
-        <w:rPr>
-          <w:sz w:val="21"/>
-          <w:szCs w:val="21"/>
-        </w:rPr>
       </w:pPr>
       <w:r>
-        <w:rPr>
-          <w:sz w:val="21"/>
-          <w:szCs w:val="21"/>
-        </w:rPr>
         <w:t>Coordinated ISO 27001 work across penetration testing, audit prep, remediation, Secureframe, Security Hub, GuardDuty, Inspector, recurring control monitoring, and remediation tracking.</w:t>
       </w:r>
     </w:p>
@@ -329,88 +197,47 @@
         <w:pStyle w:val="Heading3"/>
       </w:pPr>
       <w:r>
-        <w:rPr/>
         <w:t>Chief Technology Officer | Automobile Consumer Services Inc</w:t>
       </w:r>
     </w:p>
     <w:p>
       <w:pPr>
         <w:spacing w:after="40"/>
-        <w:rPr>
-          <w:sz w:val="21"/>
-          <w:szCs w:val="21"/>
-        </w:rPr>
       </w:pPr>
       <w:r>
-        <w:rPr>
-          <w:sz w:val="21"/>
-          <w:szCs w:val="21"/>
-        </w:rPr>
         <w:t>Cincinnati, OH • July 2016 – February 2021</w:t>
       </w:r>
     </w:p>
     <w:p>
       <w:pPr>
         <w:pStyle w:val="ListBullet"/>
-        <w:rPr>
-          <w:sz w:val="21"/>
-          <w:szCs w:val="21"/>
-        </w:rPr>
       </w:pPr>
       <w:r>
-        <w:rPr>
-          <w:sz w:val="21"/>
-          <w:szCs w:val="21"/>
-        </w:rPr>
         <w:t>Led modernization for an automotive fintech platform handling payments, PII, SSNs, and soft-credit decisions while moving teams toward Agile, CI/CD, cloud operations, and production support.</w:t>
       </w:r>
     </w:p>
     <w:p>
       <w:pPr>
         <w:pStyle w:val="ListBullet"/>
-        <w:rPr>
-          <w:sz w:val="21"/>
-          <w:szCs w:val="21"/>
-        </w:rPr>
       </w:pPr>
       <w:r>
-        <w:rPr>
-          <w:sz w:val="21"/>
-          <w:szCs w:val="21"/>
-        </w:rPr>
+        <w:lastRenderedPageBreak/>
         <w:t>Re-architected legacy PHP into AngularJS, Java, Spring MVC, PostgreSQL, Docker, and Kubernetes services on AWS, improving scalability, release safety, uptime to 99.99%, supportability, and rollout confidence.</w:t>
       </w:r>
     </w:p>
     <w:p>
       <w:pPr>
         <w:pStyle w:val="ListBullet"/>
-        <w:rPr>
-          <w:sz w:val="21"/>
-          <w:szCs w:val="21"/>
-        </w:rPr>
       </w:pPr>
       <w:r>
-        <w:rPr>
-          <w:sz w:val="21"/>
-          <w:szCs w:val="21"/>
-        </w:rPr>
         <w:t>Implemented CI/CD pipelines and Agile delivery practices, reducing deployment cycles from weeks to hours while improving release predictability, rollback confidence, and production support for customer-facing finance systems.</w:t>
       </w:r>
     </w:p>
     <w:p>
       <w:pPr>
         <w:pStyle w:val="ListBullet"/>
-        <w:rPr>
-          <w:sz w:val="21"/>
-          <w:szCs w:val="21"/>
-        </w:rPr>
       </w:pPr>
       <w:r>
-        <w:rPr>
-          <w:sz w:val="21"/>
-          <w:szCs w:val="21"/>
-        </w:rPr>
-        <w:lastRenderedPageBreak/>
         <w:t>Built and delivered the NADA 2017 proof of concept in two months, enabling an MVP conference showcase and creating early business validation for the modernization roadmap and stakeholder buy-in.</w:t>
       </w:r>
     </w:p>
@@ -419,228 +246,113 @@
         <w:pStyle w:val="Heading3"/>
       </w:pPr>
       <w:r>
-        <w:rPr/>
         <w:t>Owner &amp; Fractional CTO | Proven Edge LLC</w:t>
       </w:r>
     </w:p>
     <w:p>
       <w:pPr>
         <w:spacing w:after="40"/>
-        <w:rPr>
-          <w:sz w:val="21"/>
-          <w:szCs w:val="21"/>
-        </w:rPr>
       </w:pPr>
       <w:r>
-        <w:rPr>
-          <w:sz w:val="21"/>
-          <w:szCs w:val="21"/>
-        </w:rPr>
         <w:t>Fort Thomas, KY • November 2015 – Present</w:t>
       </w:r>
     </w:p>
     <w:p>
       <w:pPr>
         <w:pStyle w:val="ListBullet"/>
-        <w:rPr>
-          <w:sz w:val="21"/>
-          <w:szCs w:val="21"/>
-        </w:rPr>
       </w:pPr>
       <w:r>
-        <w:rPr>
-          <w:sz w:val="21"/>
-          <w:szCs w:val="21"/>
-        </w:rPr>
         <w:t>Led architecture, product delivery, and DevOps across SaaS, legal-tech, laboratory, real-estate, and finance clients, improving delivery systems and reducing implementation costs up to 50% while leaving teams with clearer architecture, cleaner handoffs, and maintainable delivery practices.</w:t>
       </w:r>
     </w:p>
     <w:p>
       <w:pPr>
         <w:pStyle w:val="ListBullet"/>
-        <w:rPr>
-          <w:sz w:val="21"/>
-          <w:szCs w:val="21"/>
-        </w:rPr>
       </w:pPr>
       <w:r>
-        <w:rPr>
-          <w:sz w:val="21"/>
-          <w:szCs w:val="21"/>
-        </w:rPr>
         <w:t>Stabilized architecture and engineering-process governance for a laboratory-testing client during a staff transition, restoring management confidence and improving platform reliability, delivery visibility, and release handoffs.</w:t>
       </w:r>
     </w:p>
     <w:p>
       <w:pPr>
         <w:pStyle w:val="ListBullet"/>
-        <w:rPr>
-          <w:sz w:val="21"/>
-          <w:szCs w:val="21"/>
-        </w:rPr>
       </w:pPr>
       <w:r>
-        <w:rPr>
-          <w:sz w:val="21"/>
-          <w:szCs w:val="21"/>
-        </w:rPr>
         <w:t>Built a reusable scaffold across web, mobile, desktop, API, and AI services, packaging typed APIs, OIDC auth, user-driven RBAC, billing, documents, webhooks, jobs, and feature flags for faster client delivery.</w:t>
       </w:r>
     </w:p>
     <w:p>
       <w:pPr>
         <w:pStyle w:val="ListBullet"/>
-        <w:rPr>
-          <w:sz w:val="21"/>
-          <w:szCs w:val="21"/>
-        </w:rPr>
       </w:pPr>
       <w:r>
-        <w:rPr>
-          <w:sz w:val="21"/>
-          <w:szCs w:val="21"/>
-        </w:rPr>
         <w:t>Implemented MCP-backed agentic tooling with audit logging, confirmation gates, role-aware access, AI-assisted data queries, and approved service actions for safer internal support operations.</w:t>
       </w:r>
     </w:p>
     <w:p>
       <w:pPr>
         <w:pStyle w:val="ListBullet"/>
-        <w:rPr>
-          <w:sz w:val="21"/>
-          <w:szCs w:val="21"/>
-        </w:rPr>
       </w:pPr>
       <w:r>
-        <w:rPr>
-          <w:sz w:val="21"/>
-          <w:szCs w:val="21"/>
-        </w:rPr>
         <w:t>Reengineered golf-handicapping SaaS used by thousands of active users, adding automated scoring, cheat analysis, and multi-source data aggregation for league, event, and reporting operations.</w:t>
       </w:r>
     </w:p>
     <w:p>
       <w:pPr>
         <w:pStyle w:val="Heading3"/>
-        <w:rPr>
-          <w:sz w:val="21"/>
-          <w:szCs w:val="21"/>
-        </w:rPr>
       </w:pPr>
       <w:r>
-        <w:rPr>
-          <w:sz w:val="21"/>
-          <w:szCs w:val="21"/>
-        </w:rPr>
         <w:t>Technical Co-Founder &amp; Chief Technology Officer | Glamhive</w:t>
       </w:r>
     </w:p>
     <w:p>
-      <w:pPr/>
       <w:r>
-        <w:rPr/>
-        <w:t xml:space="preserve">Seattle, WA • November 2013 – November 2015</w:t>
+        <w:t>Seattle, WA • November 2013 – November 2015</w:t>
       </w:r>
-      <w:proofErr w:type="spellStart"/>
-      <w:r>
-        <w:rPr/>
-        <w:t/>
-      </w:r>
-      <w:proofErr w:type="spellEnd"/>
     </w:p>
     <w:p>
       <w:pPr>
         <w:pStyle w:val="ListBullet"/>
         <w:spacing w:after="40"/>
-        <w:rPr>
-          <w:sz w:val="21"/>
-          <w:szCs w:val="21"/>
-        </w:rPr>
       </w:pPr>
       <w:r>
-        <w:rPr>
-          <w:sz w:val="21"/>
-          <w:szCs w:val="21"/>
-        </w:rPr>
         <w:t>Co-founded Glamhive.com from wireframes to AWS production, owning architecture, hiring, releases, and investor delivery milestones for MVP launch, fundraising diligence, and team growth.</w:t>
       </w:r>
     </w:p>
     <w:p>
       <w:pPr>
         <w:pStyle w:val="ListBullet"/>
-        <w:rPr>
-          <w:sz w:val="21"/>
-          <w:szCs w:val="21"/>
-        </w:rPr>
       </w:pPr>
       <w:r>
-        <w:rPr>
-          <w:sz w:val="21"/>
-          <w:szCs w:val="21"/>
-        </w:rPr>
         <w:t>Formed and led distributed agile teams in the U.S. and South America, cutting staffing costs by 60% compared with a U.S.-only model while maintaining delivery cadence, QA coverage, and release ownership.</w:t>
       </w:r>
     </w:p>
     <w:p>
       <w:pPr>
         <w:pStyle w:val="ListBullet"/>
-        <w:rPr>
-          <w:sz w:val="21"/>
-          <w:szCs w:val="21"/>
-        </w:rPr>
       </w:pPr>
       <w:r>
-        <w:rPr>
-          <w:sz w:val="21"/>
-          <w:szCs w:val="21"/>
-        </w:rPr>
         <w:t>Won Seattle Angel Conference VII in 2015, securing $205K after product demonstrations, investor interviews, and technical diligence on the launched MVP, architecture, and engineering plan.</w:t>
       </w:r>
     </w:p>
     <w:p>
       <w:pPr>
         <w:pStyle w:val="Heading3"/>
-        <w:rPr>
-          <w:sz w:val="21"/>
-          <w:szCs w:val="21"/>
-        </w:rPr>
       </w:pPr>
       <w:r>
-        <w:rPr>
-          <w:sz w:val="21"/>
-          <w:szCs w:val="21"/>
-        </w:rPr>
         <w:t>Chief Technology Officer | Lela.com</w:t>
       </w:r>
     </w:p>
     <w:p>
-      <w:pPr>
-        <w:rPr>
-          <w:sz w:val="21"/>
-          <w:szCs w:val="21"/>
-        </w:rPr>
-      </w:pPr>
       <w:r>
-        <w:rPr>
-          <w:sz w:val="21"/>
-          <w:szCs w:val="21"/>
-        </w:rPr>
         <w:t>New York, NY • November 2011 – May 2014</w:t>
       </w:r>
     </w:p>
     <w:p>
       <w:pPr>
         <w:pStyle w:val="ListBullet"/>
-        <w:rPr>
-          <w:sz w:val="21"/>
-          <w:szCs w:val="21"/>
-        </w:rPr>
       </w:pPr>
       <w:r>
-        <w:rPr>
-          <w:sz w:val="21"/>
-          <w:szCs w:val="21"/>
-        </w:rPr>
         <w:t>Directed engineering/product operations after a platform pivot, improving delivery speed about 25% with Agile practices, automated testing, QA, product coordination, release discipline, and budget focus.</w:t>
       </w:r>
     </w:p>
@@ -649,7 +361,6 @@
         <w:pStyle w:val="ListBullet"/>
       </w:pPr>
       <w:r>
-        <w:rPr/>
         <w:t>Refactored recommendation services into modular Java components, improving maintainability and enabling A/B testing and feature experimentation across retailer integrations, product launches, and roadmap planning.</w:t>
       </w:r>
     </w:p>
@@ -671,17 +382,7 @@
       </w:r>
     </w:p>
     <w:p>
-      <w:pPr>
-        <w:rPr>
-          <w:sz w:val="21"/>
-          <w:szCs w:val="21"/>
-        </w:rPr>
-      </w:pPr>
       <w:r>
-        <w:rPr>
-          <w:sz w:val="21"/>
-          <w:szCs w:val="21"/>
-        </w:rPr>
         <w:t>Fidelity Investments | Senior Software Engineer: Built regulated 401(k) reporting/document systems. dunnhumbyUSA | Senior Associate: Built C# and Flex retail analytics tools.</w:t>
       </w:r>
     </w:p>
@@ -702,17 +403,7 @@
       </w:r>
     </w:p>
     <w:p>
-      <w:pPr>
-        <w:rPr>
-          <w:sz w:val="21"/>
-          <w:szCs w:val="21"/>
-        </w:rPr>
-      </w:pPr>
       <w:r>
-        <w:rPr>
-          <w:sz w:val="21"/>
-          <w:szCs w:val="21"/>
-        </w:rPr>
         <w:t>Bachelor of Science in Computer Science | University of Kentucky, Lexington, KY</w:t>
       </w:r>
     </w:p>
@@ -930,13 +621,13 @@
 </file>
 
 <file path=word/styles.xml><?xml version="1.0" encoding="utf-8"?>
-<w:styles xmlns:w="http://schemas.openxmlformats.org/wordprocessingml/2006/main">
+<w:styles xmlns:mc="http://schemas.openxmlformats.org/markup-compatibility/2006" xmlns:r="http://schemas.openxmlformats.org/officeDocument/2006/relationships" xmlns:w="http://schemas.openxmlformats.org/wordprocessingml/2006/main" xmlns:w14="http://schemas.microsoft.com/office/word/2010/wordml" xmlns:w15="http://schemas.microsoft.com/office/word/2012/wordml" xmlns:w16cex="http://schemas.microsoft.com/office/word/2018/wordml/cex" xmlns:w16cid="http://schemas.microsoft.com/office/word/2016/wordml/cid" xmlns:w16="http://schemas.microsoft.com/office/word/2018/wordml" xmlns:w16du="http://schemas.microsoft.com/office/word/2023/wordml/word16du" xmlns:w16sdtdh="http://schemas.microsoft.com/office/word/2020/wordml/sdtdatahash" xmlns:w16sdtfl="http://schemas.microsoft.com/office/word/2024/wordml/sdtformatlock" xmlns:w16se="http://schemas.microsoft.com/office/word/2015/wordml/symex" mc:Ignorable="w14 w15 w16se w16cid w16 w16cex w16sdtdh w16sdtfl w16du">
   <w:docDefaults>
     <w:rPrDefault>
       <w:rPr>
         <w:rFonts w:ascii="Calibri" w:eastAsiaTheme="minorEastAsia" w:hAnsi="Calibri" w:cs="Calibri"/>
-        <w:sz w:val="22"/>
-        <w:szCs w:val="22"/>
+        <w:sz w:val="21"/>
+        <w:szCs w:val="21"/>
         <w:lang w:val="en-US" w:eastAsia="en-US" w:bidi="ar-SA"/>
       </w:rPr>
     </w:rPrDefault>
@@ -1336,7 +1027,6 @@
       <w:outlineLvl w:val="0"/>
     </w:pPr>
     <w:rPr>
-      <w:rFonts w:ascii="Calibri" w:hAnsi="Calibri" w:cs="Calibri"/>
       <w:b/>
       <w:bCs/>
       <w:color w:val="17365D"/>
@@ -1360,12 +1050,11 @@
       <w:outlineLvl w:val="1"/>
     </w:pPr>
     <w:rPr>
-      <w:rFonts w:ascii="Calibri" w:hAnsi="Calibri" w:cs="Calibri"/>
       <w:b/>
       <w:bCs/>
       <w:color w:val="00467F"/>
-      <w:sz w:val="22"/>
-      <w:szCs w:val="22"/>
+      <w:sz w:val="24"/>
+      <w:szCs w:val="24"/>
     </w:rPr>
   </w:style>
   <w:style w:type="paragraph" w:styleId="Heading3">
@@ -1384,12 +1073,9 @@
       <w:outlineLvl w:val="2"/>
     </w:pPr>
     <w:rPr>
-      <w:rFonts w:ascii="Calibri" w:hAnsi="Calibri" w:cs="Calibri"/>
       <w:b/>
       <w:bCs/>
       <w:color w:val="000000"/>
-      <w:sz w:val="21"/>
-      <w:szCs w:val="21"/>
     </w:rPr>
   </w:style>
   <w:style w:type="paragraph" w:styleId="Heading4">
@@ -1623,8 +1309,8 @@
       <w:b/>
       <w:bCs/>
       <w:color w:val="4F81BD" w:themeColor="accent1"/>
-      <w:sz w:val="28"/>
-      <w:szCs w:val="28"/>
+      <w:sz w:val="26"/>
+      <w:szCs w:val="26"/>
     </w:rPr>
   </w:style>
   <w:style w:type="character" w:customStyle="1" w:styleId="Heading2Char">
@@ -1638,8 +1324,8 @@
       <w:b/>
       <w:bCs/>
       <w:color w:val="4F81BD" w:themeColor="accent1"/>
-      <w:sz w:val="26"/>
-      <w:szCs w:val="26"/>
+      <w:sz w:val="24"/>
+      <w:szCs w:val="24"/>
     </w:rPr>
   </w:style>
   <w:style w:type="character" w:customStyle="1" w:styleId="Heading3Char">
@@ -1653,6 +1339,8 @@
       <w:b/>
       <w:bCs/>
       <w:color w:val="4F81BD" w:themeColor="accent1"/>
+      <w:sz w:val="21"/>
+      <w:szCs w:val="21"/>
     </w:rPr>
   </w:style>
   <w:style w:type="paragraph" w:styleId="Title">

--- a/CANONICAL - Chris Tallent Resume - Engineering Manager.docx
+++ b/CANONICAL - Chris Tallent Resume - Engineering Manager.docx
@@ -1069,7 +1069,7 @@
     <w:pPr>
       <w:keepNext/>
       <w:keepLines/>
-      <w:spacing w:before="340" w:after="40"/>
+      <w:spacing w:before="180" w:after="40"/>
       <w:outlineLvl w:val="2"/>
     </w:pPr>
     <w:rPr>
